--- a/docs/Modele-Bilan-annuel-Fonds-Halima.docx
+++ b/docs/Modele-Bilan-annuel-Fonds-Halima.docx
@@ -2737,14 +2737,14 @@
         </w:rPr>
         <w:t xml:space="preserve">Courriel : </w:t>
       </w:r>
-      <w:hyperlink w:history="1" r:id="rIdpnqun_rldtmh1qa0apjdm">
+      <w:hyperlink w:history="1" r:id="rIdsv8ujnwbx7xbebsu7_ma1">
         <w:r>
           <w:rPr>
             <w:rStyle w:val="Hyperlink"/>
             <w:sz w:val="22"/>
             <w:szCs w:val="22"/>
           </w:rPr>
-          <w:t xml:space="preserve">contact@projethalima.com</w:t>
+          <w:t xml:space="preserve">contact@projethalima.org</w:t>
         </w:r>
       </w:hyperlink>
       <w:r>
@@ -2755,7 +2755,7 @@
         </w:rPr>
         <w:t xml:space="preserve">   ·   Site : </w:t>
       </w:r>
-      <w:hyperlink w:history="1" r:id="rIdchpd48vlb_n9foax0hdoq">
+      <w:hyperlink w:history="1" r:id="rIdvseke9quag8wrh0_dccye">
         <w:r>
           <w:rPr>
             <w:rStyle w:val="Hyperlink"/>
@@ -2836,7 +2836,7 @@
         <w:sz w:val="16"/>
         <w:szCs w:val="16"/>
       </w:rPr>
-      <w:t xml:space="preserve">Projet Halima · contact@projethalima.com · projethalima.web.app</w:t>
+      <w:t xml:space="preserve">Projet Halima · contact@projethalima.org · projethalima.web.app</w:t>
     </w:r>
     <w:r>
       <w:rPr>

--- a/docs/Modele-Bilan-annuel-Fonds-Halima.docx
+++ b/docs/Modele-Bilan-annuel-Fonds-Halima.docx
@@ -2737,7 +2737,7 @@
         </w:rPr>
         <w:t xml:space="preserve">Courriel : </w:t>
       </w:r>
-      <w:hyperlink w:history="1" r:id="rIdsv8ujnwbx7xbebsu7_ma1">
+      <w:hyperlink w:history="1" r:id="rIdvbhpd8nzodkc0ilfmfrnq">
         <w:r>
           <w:rPr>
             <w:rStyle w:val="Hyperlink"/>
@@ -2755,7 +2755,7 @@
         </w:rPr>
         <w:t xml:space="preserve">   ·   Site : </w:t>
       </w:r>
-      <w:hyperlink w:history="1" r:id="rIdvseke9quag8wrh0_dccye">
+      <w:hyperlink w:history="1" r:id="rIdznpz0gprgbjwbix0hjsqc">
         <w:r>
           <w:rPr>
             <w:rStyle w:val="Hyperlink"/>

--- a/docs/Modele-Bilan-annuel-Fonds-Halima.docx
+++ b/docs/Modele-Bilan-annuel-Fonds-Halima.docx
@@ -2737,7 +2737,7 @@
         </w:rPr>
         <w:t xml:space="preserve">Courriel : </w:t>
       </w:r>
-      <w:hyperlink w:history="1" r:id="rIdvbhpd8nzodkc0ilfmfrnq">
+      <w:hyperlink w:history="1" r:id="rIdw6rejnln4rqx8ltybimrm">
         <w:r>
           <w:rPr>
             <w:rStyle w:val="Hyperlink"/>
@@ -2755,7 +2755,7 @@
         </w:rPr>
         <w:t xml:space="preserve">   ·   Site : </w:t>
       </w:r>
-      <w:hyperlink w:history="1" r:id="rIdznpz0gprgbjwbix0hjsqc">
+      <w:hyperlink w:history="1" r:id="rIdz7pjqdy9ryfhyrzz30zny">
         <w:r>
           <w:rPr>
             <w:rStyle w:val="Hyperlink"/>

--- a/docs/Modele-Bilan-annuel-Fonds-Halima.docx
+++ b/docs/Modele-Bilan-annuel-Fonds-Halima.docx
@@ -2737,7 +2737,7 @@
         </w:rPr>
         <w:t xml:space="preserve">Courriel : </w:t>
       </w:r>
-      <w:hyperlink w:history="1" r:id="rIdw6rejnln4rqx8ltybimrm">
+      <w:hyperlink w:history="1" r:id="rIdi2v_wu6q397bw8foqwkpv">
         <w:r>
           <w:rPr>
             <w:rStyle w:val="Hyperlink"/>
@@ -2755,7 +2755,7 @@
         </w:rPr>
         <w:t xml:space="preserve">   ·   Site : </w:t>
       </w:r>
-      <w:hyperlink w:history="1" r:id="rIdz7pjqdy9ryfhyrzz30zny">
+      <w:hyperlink w:history="1" r:id="rIdsj8nvdgzjtroi0pfalhwi">
         <w:r>
           <w:rPr>
             <w:rStyle w:val="Hyperlink"/>
@@ -2836,7 +2836,7 @@
         <w:sz w:val="16"/>
         <w:szCs w:val="16"/>
       </w:rPr>
-      <w:t xml:space="preserve">Projet Halima · contact@projethalima.org · projethalima.web.app</w:t>
+      <w:t xml:space="preserve">Projet Halima Seyni · contact@projethalima.org · projethalima.web.app</w:t>
     </w:r>
     <w:r>
       <w:rPr>
@@ -2932,7 +2932,7 @@
         <w:sz w:val="18"/>
         <w:szCs w:val="18"/>
       </w:rPr>
-      <w:t xml:space="preserve">PROJET HALIMA</w:t>
+      <w:t xml:space="preserve">PROJET HALIMA SEYNI</w:t>
     </w:r>
     <w:r>
       <w:rPr>

--- a/docs/Modele-Bilan-annuel-Fonds-Halima.docx
+++ b/docs/Modele-Bilan-annuel-Fonds-Halima.docx
@@ -2737,7 +2737,7 @@
         </w:rPr>
         <w:t xml:space="preserve">Courriel : </w:t>
       </w:r>
-      <w:hyperlink w:history="1" r:id="rIdi2v_wu6q397bw8foqwkpv">
+      <w:hyperlink w:history="1" r:id="rId0szwibsmfefxz0juatryo">
         <w:r>
           <w:rPr>
             <w:rStyle w:val="Hyperlink"/>
@@ -2755,7 +2755,7 @@
         </w:rPr>
         <w:t xml:space="preserve">   ·   Site : </w:t>
       </w:r>
-      <w:hyperlink w:history="1" r:id="rIdsj8nvdgzjtroi0pfalhwi">
+      <w:hyperlink w:history="1" r:id="rIdopsz6ifnc0q2s8gttwvzj">
         <w:r>
           <w:rPr>
             <w:rStyle w:val="Hyperlink"/>
